--- a/F18A Assembly Programming.docx
+++ b/F18A Assembly Programming.docx
@@ -459,16 +459,7 @@
                               <w:keepNext/>
                             </w:pPr>
                             <w:r>
-                              <w:fldChar w:fldCharType="begin"/>
-                            </w:r>
-                            <w:r>
-                              <w:instrText xml:space="preserve"> LINK Visio.Drawing.11 "C:\\Xga\\In-work\\Doc\\Architecture\\F18A\\F18A-block.vsd" "" \a \p \f 0 </w:instrText>
-                            </w:r>
-                            <w:r>
-                              <w:fldChar w:fldCharType="separate"/>
-                            </w:r>
-                            <w:r>
-                              <w:object w:dxaOrig="5210" w:dyaOrig="12691" w14:anchorId="16AA17A1">
+                              <w:pict w14:anchorId="16AA17A1">
                                 <v:shapetype id="_x0000_t75" coordsize="21600,21600" o:spt="75" o:preferrelative="t" path="m@4@5l@4@11@9@11@9@5xe" filled="f" stroked="f">
                                   <v:stroke joinstyle="miter"/>
                                   <v:formulas>
@@ -491,10 +482,7 @@
                                 <v:shape id="_x0000_i1026" type="#_x0000_t75" style="width:203.5pt;height:497.1pt">
                                   <v:imagedata r:id="rId10" o:title=""/>
                                 </v:shape>
-                              </w:object>
-                            </w:r>
-                            <w:r>
-                              <w:fldChar w:fldCharType="end"/>
+                              </w:pict>
                             </w:r>
                           </w:p>
                           <w:p>
@@ -553,23 +541,11 @@
                         <w:keepNext/>
                       </w:pPr>
                       <w:r>
-                        <w:fldChar w:fldCharType="begin"/>
-                      </w:r>
-                      <w:r>
-                        <w:instrText xml:space="preserve"> LINK Visio.Drawing.11 "C:\\Xga\\In-work\\Doc\\Architecture\\F18A\\F18A-block.vsd" "" \a \p \f 0 </w:instrText>
-                      </w:r>
-                      <w:r>
-                        <w:fldChar w:fldCharType="separate"/>
-                      </w:r>
-                      <w:r>
-                        <w:object w:dxaOrig="5210" w:dyaOrig="12691" w14:anchorId="16AA17A1">
+                        <w:pict w14:anchorId="16AA17A1">
                           <v:shape id="_x0000_i1026" type="#_x0000_t75" style="width:203.5pt;height:497.1pt">
                             <v:imagedata r:id="rId10" o:title=""/>
                           </v:shape>
-                        </w:object>
-                      </w:r>
-                      <w:r>
-                        <w:fldChar w:fldCharType="end"/>
+                        </w:pict>
                       </w:r>
                     </w:p>
                     <w:p>
@@ -23495,23 +23471,11 @@
                               <w:keepNext/>
                             </w:pPr>
                             <w:r>
-                              <w:fldChar w:fldCharType="begin"/>
-                            </w:r>
-                            <w:r>
-                              <w:instrText xml:space="preserve"> LINK Visio.Drawing.11 "C:\\Xga\\In-work\\Doc\\Architecture\\F18A\\F18A-pad.vsd" "" \a \p \f 0 </w:instrText>
-                            </w:r>
-                            <w:r>
-                              <w:fldChar w:fldCharType="separate"/>
-                            </w:r>
-                            <w:r>
-                              <w:object w:dxaOrig="3015" w:dyaOrig="2305" w14:anchorId="16592C32">
+                              <w:pict w14:anchorId="16592C32">
                                 <v:shape id="_x0000_i1028" type="#_x0000_t75" style="width:162.8pt;height:124.6pt">
                                   <v:imagedata r:id="rId13" o:title=""/>
                                 </v:shape>
-                              </w:object>
-                            </w:r>
-                            <w:r>
-                              <w:fldChar w:fldCharType="end"/>
+                              </w:pict>
                             </w:r>
                           </w:p>
                           <w:p>
@@ -23566,23 +23530,11 @@
                         <w:keepNext/>
                       </w:pPr>
                       <w:r>
-                        <w:fldChar w:fldCharType="begin"/>
-                      </w:r>
-                      <w:r>
-                        <w:instrText xml:space="preserve"> LINK Visio.Drawing.11 "C:\\Xga\\In-work\\Doc\\Architecture\\F18A\\F18A-pad.vsd" "" \a \p \f 0 </w:instrText>
-                      </w:r>
-                      <w:r>
-                        <w:fldChar w:fldCharType="separate"/>
-                      </w:r>
-                      <w:r>
-                        <w:object w:dxaOrig="3015" w:dyaOrig="2305" w14:anchorId="16592C32">
+                        <w:pict w14:anchorId="16592C32">
                           <v:shape id="_x0000_i1028" type="#_x0000_t75" style="width:162.8pt;height:124.6pt">
                             <v:imagedata r:id="rId13" o:title=""/>
                           </v:shape>
-                        </w:object>
-                      </w:r>
-                      <w:r>
-                        <w:fldChar w:fldCharType="end"/>
+                        </w:pict>
                       </w:r>
                     </w:p>
                     <w:p>
@@ -26078,7 +26030,7 @@
                                 <v:shape id="_x0000_i1030" type="#_x0000_t75" style="width:199.1pt;height:173.45pt">
                                   <v:imagedata r:id="rId14" o:title=""/>
                                 </v:shape>
-                                <o:OLEObject Type="Embed" ProgID="Visio.Drawing.11" ShapeID="_x0000_i1030" DrawAspect="Content" ObjectID="_1846497765" r:id="rId15"/>
+                                <o:OLEObject Type="Embed" ProgID="Visio.Drawing.11" ShapeID="_x0000_i1030" DrawAspect="Content" ObjectID="_1846498092" r:id="rId15"/>
                               </w:object>
                             </w:r>
                           </w:p>
@@ -26141,7 +26093,7 @@
                           <v:shape id="_x0000_i1030" type="#_x0000_t75" style="width:199.1pt;height:173.45pt">
                             <v:imagedata r:id="rId14" o:title=""/>
                           </v:shape>
-                          <o:OLEObject Type="Embed" ProgID="Visio.Drawing.11" ShapeID="_x0000_i1030" DrawAspect="Content" ObjectID="_1846497765" r:id="rId16"/>
+                          <o:OLEObject Type="Embed" ProgID="Visio.Drawing.11" ShapeID="_x0000_i1030" DrawAspect="Content" ObjectID="_1846498092" r:id="rId16"/>
                         </w:object>
                       </w:r>
                     </w:p>
@@ -32524,16 +32476,8 @@
         <w:rPr>
           <w:rFonts w:ascii="Consolas" w:hAnsi="Consolas" w:cs="Consolas"/>
           <w:b/>
-          <w:color w:val="948A54" w:themeColor="background2" w:themeShade="80"/>
-        </w:rPr>
-        <w:t>again</w:t>
-      </w:r>
-      <w:r>
-        <w:rPr>
-          <w:rFonts w:ascii="Consolas" w:hAnsi="Consolas" w:cs="Consolas"/>
-          <w:b/>
-        </w:rPr>
-        <w:t xml:space="preserve"> </w:t>
+        </w:rPr>
+        <w:t xml:space="preserve">again </w:t>
       </w:r>
       <w:r>
         <w:rPr>
@@ -32617,16 +32561,8 @@
         <w:rPr>
           <w:rFonts w:ascii="Consolas" w:hAnsi="Consolas" w:cs="Consolas"/>
           <w:b/>
-          <w:color w:val="948A54" w:themeColor="background2" w:themeShade="80"/>
-        </w:rPr>
-        <w:t>repeat</w:t>
-      </w:r>
-      <w:r>
-        <w:rPr>
-          <w:rFonts w:ascii="Consolas" w:hAnsi="Consolas" w:cs="Consolas"/>
-          <w:b/>
-        </w:rPr>
-        <w:t xml:space="preserve"> </w:t>
+        </w:rPr>
+        <w:t xml:space="preserve">repeat </w:t>
       </w:r>
       <w:r>
         <w:rPr>
@@ -32724,16 +32660,8 @@
         <w:rPr>
           <w:rFonts w:ascii="Consolas" w:hAnsi="Consolas" w:cs="Consolas"/>
           <w:b/>
-          <w:color w:val="948A54" w:themeColor="background2" w:themeShade="80"/>
-        </w:rPr>
-        <w:t>else</w:t>
-      </w:r>
-      <w:r>
-        <w:rPr>
-          <w:rFonts w:ascii="Consolas" w:hAnsi="Consolas" w:cs="Consolas"/>
-          <w:b/>
-        </w:rPr>
-        <w:t xml:space="preserve"> </w:t>
+        </w:rPr>
+        <w:t xml:space="preserve">else </w:t>
       </w:r>
       <w:r>
         <w:rPr>
@@ -33351,34 +33279,25 @@
         <w:rPr>
           <w:rFonts w:ascii="Consolas" w:hAnsi="Consolas" w:cs="Consolas"/>
           <w:b/>
-          <w:color w:val="948A54" w:themeColor="background2" w:themeShade="80"/>
-        </w:rPr>
-        <w:t>inv</w:t>
+        </w:rPr>
+        <w:t xml:space="preserve">inv </w:t>
+      </w:r>
+      <w:r>
+        <w:rPr>
+          <w:rFonts w:ascii="Consolas" w:hAnsi="Consolas" w:cs="Consolas"/>
+        </w:rPr>
+        <w:t xml:space="preserve">  </w:t>
+      </w:r>
+      <w:r>
+        <w:rPr>
+          <w:rFonts w:asciiTheme="minorHAnsi" w:hAnsiTheme="minorHAnsi" w:cstheme="minorHAnsi"/>
+        </w:rPr>
+        <w:t xml:space="preserve">replaces  </w:t>
       </w:r>
       <w:r>
         <w:rPr>
           <w:rFonts w:ascii="Consolas" w:hAnsi="Consolas" w:cs="Consolas"/>
           <w:b/>
-        </w:rPr>
-        <w:t xml:space="preserve"> </w:t>
-      </w:r>
-      <w:r>
-        <w:rPr>
-          <w:rFonts w:ascii="Consolas" w:hAnsi="Consolas" w:cs="Consolas"/>
-        </w:rPr>
-        <w:t xml:space="preserve">  </w:t>
-      </w:r>
-      <w:r>
-        <w:rPr>
-          <w:rFonts w:asciiTheme="minorHAnsi" w:hAnsiTheme="minorHAnsi" w:cstheme="minorHAnsi"/>
-        </w:rPr>
-        <w:t xml:space="preserve">replaces  </w:t>
-      </w:r>
-      <w:r>
-        <w:rPr>
-          <w:rFonts w:ascii="Consolas" w:hAnsi="Consolas" w:cs="Consolas"/>
-          <w:b/>
-          <w:color w:val="FF0000"/>
         </w:rPr>
         <w:t>-</w:t>
       </w:r>
@@ -33402,7 +33321,6 @@
         <w:rPr>
           <w:rFonts w:ascii="Consolas" w:hAnsi="Consolas" w:cs="Consolas"/>
           <w:b/>
-          <w:color w:val="948A54" w:themeColor="background2" w:themeShade="80"/>
         </w:rPr>
         <w:t>xor</w:t>
       </w:r>
@@ -33430,7 +33348,6 @@
         <w:rPr>
           <w:rFonts w:ascii="Consolas" w:hAnsi="Consolas" w:cs="Consolas"/>
           <w:b/>
-          <w:color w:val="FF0000"/>
         </w:rPr>
         <w:t>or</w:t>
       </w:r>
@@ -33453,7 +33370,6 @@
         <w:rPr>
           <w:rFonts w:ascii="Consolas" w:hAnsi="Consolas" w:cs="Consolas"/>
           <w:b/>
-          <w:color w:val="948A54" w:themeColor="background2" w:themeShade="80"/>
         </w:rPr>
         <w:t>r&gt;</w:t>
       </w:r>
@@ -33480,7 +33396,6 @@
         <w:rPr>
           <w:rFonts w:ascii="Consolas" w:hAnsi="Consolas" w:cs="Consolas"/>
           <w:b/>
-          <w:color w:val="FF0000"/>
         </w:rPr>
         <w:t>pop</w:t>
       </w:r>
@@ -33503,7 +33418,6 @@
         <w:rPr>
           <w:rFonts w:ascii="Consolas" w:hAnsi="Consolas" w:cs="Consolas"/>
           <w:b/>
-          <w:color w:val="948A54" w:themeColor="background2" w:themeShade="80"/>
         </w:rPr>
         <w:t>&gt;r</w:t>
       </w:r>
@@ -33530,7 +33444,6 @@
         <w:rPr>
           <w:rFonts w:ascii="Consolas" w:hAnsi="Consolas" w:cs="Consolas"/>
           <w:b/>
-          <w:color w:val="FF0000"/>
         </w:rPr>
         <w:t>push</w:t>
       </w:r>
@@ -34850,7 +34763,7 @@
         <w:tabs>
           <w:tab w:val="left" w:pos="9360"/>
         </w:tabs>
-        <w:ind w:left="-360" w:right="-360" w:firstLine="360"/>
+        <w:ind w:right="-360"/>
         <w:sectPr>
           <w:type w:val="oddPage"/>
           <w:pgSz w:w="12240" w:h="15840" w:code="1"/>
@@ -34866,7 +34779,7 @@
         <w:tabs>
           <w:tab w:val="left" w:pos="9360"/>
         </w:tabs>
-        <w:ind w:left="-360" w:right="-360" w:firstLine="360"/>
+        <w:ind w:right="-360"/>
       </w:pPr>
       <w:r>
         <w:rPr>
@@ -35037,7 +34950,7 @@
           </mc:Choice>
           <mc:Fallback>
             <w:pict>
-              <v:shape w14:anchorId="21EC6DB5" id="Text Box 9" o:spid="_x0000_s1042" type="#_x0000_t202" style="position:absolute;left:0;text-align:left;margin-left:22.5pt;margin-top:10in;width:357.3pt;height:58.5pt;z-index:251644416;visibility:visible;mso-wrap-style:square;mso-width-percent:0;mso-height-percent:0;mso-wrap-distance-left:2.88pt;mso-wrap-distance-top:2.88pt;mso-wrap-distance-right:2.88pt;mso-wrap-distance-bottom:2.88pt;mso-position-horizontal:absolute;mso-position-horizontal-relative:text;mso-position-vertical:absolute;mso-position-vertical-relative:text;mso-width-percent:0;mso-height-percent:0;mso-width-relative:page;mso-height-relative:page;v-text-anchor:top" o:gfxdata="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" filled="f" stroked="f" strokecolor="black [0]" strokeweight="0" insetpen="t">
+              <v:shape w14:anchorId="21EC6DB5" id="Text Box 9" o:spid="_x0000_s1042" type="#_x0000_t202" style="position:absolute;margin-left:22.5pt;margin-top:10in;width:357.3pt;height:58.5pt;z-index:251644416;visibility:visible;mso-wrap-style:square;mso-width-percent:0;mso-height-percent:0;mso-wrap-distance-left:2.88pt;mso-wrap-distance-top:2.88pt;mso-wrap-distance-right:2.88pt;mso-wrap-distance-bottom:2.88pt;mso-position-horizontal:absolute;mso-position-horizontal-relative:text;mso-position-vertical:absolute;mso-position-vertical-relative:text;mso-width-percent:0;mso-height-percent:0;mso-width-relative:page;mso-height-relative:page;v-text-anchor:top" o:gfxdata="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" filled="f" stroked="f" strokecolor="black [0]" strokeweight="0" insetpen="t">
                 <o:lock v:ext="edit" shapetype="t"/>
                 <v:textbox>
                   <w:txbxContent>
@@ -35131,179 +35044,9 @@
           <w:noProof/>
         </w:rPr>
         <mc:AlternateContent>
-          <mc:Choice Requires="wpg">
-            <w:drawing>
-              <wp:anchor distT="0" distB="0" distL="114300" distR="114300" simplePos="0" relativeHeight="251670016" behindDoc="0" locked="0" layoutInCell="1" allowOverlap="1" wp14:anchorId="6521F7C8" wp14:editId="632BB0EF">
-                <wp:simplePos x="0" y="0"/>
-                <wp:positionH relativeFrom="column">
-                  <wp:posOffset>2299729</wp:posOffset>
-                </wp:positionH>
-                <wp:positionV relativeFrom="paragraph">
-                  <wp:posOffset>7916527</wp:posOffset>
-                </wp:positionV>
-                <wp:extent cx="742950" cy="685800"/>
-                <wp:effectExtent l="0" t="0" r="0" b="0"/>
-                <wp:wrapNone/>
-                <wp:docPr id="35" name="Group 15"/>
-                <wp:cNvGraphicFramePr>
-                  <a:graphicFrameLocks xmlns:a="http://schemas.openxmlformats.org/drawingml/2006/main"/>
-                </wp:cNvGraphicFramePr>
-                <a:graphic xmlns:a="http://schemas.openxmlformats.org/drawingml/2006/main">
-                  <a:graphicData uri="http://schemas.microsoft.com/office/word/2010/wordprocessingGroup">
-                    <wpg:wgp>
-                      <wpg:cNvGrpSpPr>
-                        <a:grpSpLocks/>
-                      </wpg:cNvGrpSpPr>
-                      <wpg:grpSpPr bwMode="auto">
-                        <a:xfrm>
-                          <a:off x="0" y="0"/>
-                          <a:ext cx="742950" cy="685800"/>
-                          <a:chOff x="109499400" y="109842300"/>
-                          <a:chExt cx="1371598" cy="685800"/>
-                        </a:xfrm>
-                      </wpg:grpSpPr>
-                      <wps:wsp>
-                        <wps:cNvPr id="36" name="Rectangle 16" hidden="1"/>
-                        <wps:cNvSpPr>
-                          <a:spLocks noChangeArrowheads="1" noChangeShapeType="1"/>
-                        </wps:cNvSpPr>
-                        <wps:spPr bwMode="auto">
-                          <a:xfrm>
-                            <a:off x="109499400" y="109842300"/>
-                            <a:ext cx="1371598" cy="685800"/>
-                          </a:xfrm>
-                          <a:prstGeom prst="rect">
-                            <a:avLst/>
-                          </a:prstGeom>
-                          <a:noFill/>
-                          <a:ln>
-                            <a:noFill/>
-                          </a:ln>
-                          <a:effectLst/>
-                          <a:extLst>
-                            <a:ext uri="{909E8E84-426E-40DD-AFC4-6F175D3DCCD1}">
-                              <a14:hiddenFill xmlns:a14="http://schemas.microsoft.com/office/drawing/2010/main">
-                                <a:solidFill>
-                                  <a:srgbClr val="000000"/>
-                                </a:solidFill>
-                              </a14:hiddenFill>
-                            </a:ext>
-                            <a:ext uri="{91240B29-F687-4F45-9708-019B960494DF}">
-                              <a14:hiddenLine xmlns:a14="http://schemas.microsoft.com/office/drawing/2010/main" w="0" algn="in">
-                                <a:solidFill>
-                                  <a:srgbClr val="FFFFFF"/>
-                                </a:solidFill>
-                                <a:miter lim="800000"/>
-                                <a:headEnd/>
-                                <a:tailEnd/>
-                              </a14:hiddenLine>
-                            </a:ext>
-                            <a:ext uri="{AF507438-7753-43E0-B8FC-AC1667EBCBE1}">
-                              <a14:hiddenEffects xmlns:a14="http://schemas.microsoft.com/office/drawing/2010/main">
-                                <a:effectLst/>
-                              </a14:hiddenEffects>
-                            </a:ext>
-                          </a:extLst>
-                        </wps:spPr>
-                        <wps:bodyPr rot="0" vert="horz" wrap="square" lIns="36576" tIns="36576" rIns="36576" bIns="36576" anchor="t" anchorCtr="0" upright="1">
-                          <a:noAutofit/>
-                        </wps:bodyPr>
-                      </wps:wsp>
-                      <pic:pic xmlns:pic="http://schemas.openxmlformats.org/drawingml/2006/picture">
-                        <pic:nvPicPr>
-                          <pic:cNvPr id="37" name="Picture 17" descr="Logo-2010"/>
-                          <pic:cNvPicPr>
-                            <a:picLocks noChangeAspect="1" noChangeArrowheads="1" noChangeShapeType="1"/>
-                          </pic:cNvPicPr>
-                        </pic:nvPicPr>
-                        <pic:blipFill>
-                          <a:blip r:embed="rId20" cstate="print">
-                            <a:extLst>
-                              <a:ext uri="{28A0092B-C50C-407E-A947-70E740481C1C}">
-                                <a14:useLocalDpi xmlns:a14="http://schemas.microsoft.com/office/drawing/2010/main" val="0"/>
-                              </a:ext>
-                            </a:extLst>
-                          </a:blip>
-                          <a:srcRect/>
-                          <a:stretch>
-                            <a:fillRect/>
-                          </a:stretch>
-                        </pic:blipFill>
-                        <pic:spPr bwMode="auto">
-                          <a:xfrm>
-                            <a:off x="109499439" y="109842300"/>
-                            <a:ext cx="1371518" cy="685800"/>
-                          </a:xfrm>
-                          <a:prstGeom prst="rect">
-                            <a:avLst/>
-                          </a:prstGeom>
-                          <a:noFill/>
-                          <a:ln>
-                            <a:noFill/>
-                          </a:ln>
-                          <a:effectLst/>
-                          <a:extLst>
-                            <a:ext uri="{909E8E84-426E-40DD-AFC4-6F175D3DCCD1}">
-                              <a14:hiddenFill xmlns:a14="http://schemas.microsoft.com/office/drawing/2010/main">
-                                <a:solidFill>
-                                  <a:srgbClr val="000000"/>
-                                </a:solidFill>
-                              </a14:hiddenFill>
-                            </a:ext>
-                            <a:ext uri="{91240B29-F687-4F45-9708-019B960494DF}">
-                              <a14:hiddenLine xmlns:a14="http://schemas.microsoft.com/office/drawing/2010/main" w="0" algn="in">
-                                <a:solidFill>
-                                  <a:srgbClr val="000000"/>
-                                </a:solidFill>
-                                <a:miter lim="800000"/>
-                                <a:headEnd/>
-                                <a:tailEnd/>
-                              </a14:hiddenLine>
-                            </a:ext>
-                            <a:ext uri="{AF507438-7753-43E0-B8FC-AC1667EBCBE1}">
-                              <a14:hiddenEffects xmlns:a14="http://schemas.microsoft.com/office/drawing/2010/main">
-                                <a:effectLst/>
-                              </a14:hiddenEffects>
-                            </a:ext>
-                          </a:extLst>
-                        </pic:spPr>
-                      </pic:pic>
-                    </wpg:wgp>
-                  </a:graphicData>
-                </a:graphic>
-                <wp14:sizeRelH relativeFrom="page">
-                  <wp14:pctWidth>0</wp14:pctWidth>
-                </wp14:sizeRelH>
-                <wp14:sizeRelV relativeFrom="page">
-                  <wp14:pctHeight>0</wp14:pctHeight>
-                </wp14:sizeRelV>
-              </wp:anchor>
-            </w:drawing>
-          </mc:Choice>
-          <mc:Fallback>
-            <w:pict>
-              <v:group w14:anchorId="06CBC5D4" id="Group 15" o:spid="_x0000_s1026" style="position:absolute;margin-left:181.1pt;margin-top:623.35pt;width:58.5pt;height:54pt;z-index:251670016" coordorigin="1094994,1098423" coordsize="13715,6858" o:gfxdata="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">
-                <v:rect id="Rectangle 16" o:spid="_x0000_s1027" style="position:absolute;left:1094994;top:1098423;width:13715;height:6858;visibility:hidden;mso-wrap-style:square;v-text-anchor:top" o:gfxdata="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" filled="f" fillcolor="black" stroked="f" strokecolor="white" strokeweight="0" insetpen="t">
-                  <o:lock v:ext="edit" shapetype="t"/>
-                  <v:textbox inset="2.88pt,2.88pt,2.88pt,2.88pt"/>
-                </v:rect>
-                <v:shape id="Picture 17" o:spid="_x0000_s1028" type="#_x0000_t75" alt="Logo-2010" style="position:absolute;left:1094994;top:1098423;width:13715;height:6858;visibility:visible;mso-wrap-style:square" o:gfxdata="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" fillcolor="black" strokeweight="0" insetpen="t">
-                  <v:imagedata r:id="rId32" o:title="Logo-2010"/>
-                  <o:lock v:ext="edit" shapetype="t"/>
-                </v:shape>
-              </v:group>
-            </w:pict>
-          </mc:Fallback>
-        </mc:AlternateContent>
-      </w:r>
-      <w:r>
-        <w:rPr>
-          <w:noProof/>
-        </w:rPr>
-        <mc:AlternateContent>
           <mc:Choice Requires="wps">
             <w:drawing>
-              <wp:anchor distT="36576" distB="36576" distL="36576" distR="36576" simplePos="0" relativeHeight="251665920" behindDoc="0" locked="0" layoutInCell="1" allowOverlap="1" wp14:anchorId="3237A08F" wp14:editId="1E60F592">
+              <wp:anchor distT="36576" distB="36576" distL="36576" distR="36576" simplePos="0" relativeHeight="251665920" behindDoc="0" locked="0" layoutInCell="1" allowOverlap="1" wp14:anchorId="3237A08F" wp14:editId="150D58B6">
                 <wp:simplePos x="0" y="0"/>
                 <wp:positionH relativeFrom="column">
                   <wp:posOffset>285750</wp:posOffset>
@@ -35464,7 +35207,7 @@
           </mc:Choice>
           <mc:Fallback>
             <w:pict>
-              <v:shape w14:anchorId="3237A08F" id="_x0000_s1043" type="#_x0000_t202" style="position:absolute;left:0;text-align:left;margin-left:22.5pt;margin-top:10in;width:357.3pt;height:58.5pt;z-index:251665920;visibility:visible;mso-wrap-style:square;mso-width-percent:0;mso-height-percent:0;mso-wrap-distance-left:2.88pt;mso-wrap-distance-top:2.88pt;mso-wrap-distance-right:2.88pt;mso-wrap-distance-bottom:2.88pt;mso-position-horizontal:absolute;mso-position-horizontal-relative:text;mso-position-vertical:absolute;mso-position-vertical-relative:text;mso-width-percent:0;mso-height-percent:0;mso-width-relative:page;mso-height-relative:page;v-text-anchor:top" o:gfxdata="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" filled="f" stroked="f" strokecolor="black [0]" strokeweight="0" insetpen="t">
+              <v:shape w14:anchorId="3237A08F" id="_x0000_s1043" type="#_x0000_t202" style="position:absolute;margin-left:22.5pt;margin-top:10in;width:357.3pt;height:58.5pt;z-index:251665920;visibility:visible;mso-wrap-style:square;mso-width-percent:0;mso-height-percent:0;mso-wrap-distance-left:2.88pt;mso-wrap-distance-top:2.88pt;mso-wrap-distance-right:2.88pt;mso-wrap-distance-bottom:2.88pt;mso-position-horizontal:absolute;mso-position-horizontal-relative:text;mso-position-vertical:absolute;mso-position-vertical-relative:text;mso-width-percent:0;mso-height-percent:0;mso-width-relative:page;mso-height-relative:page;v-text-anchor:top" o:gfxdata="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" filled="f" stroked="f" strokecolor="black [0]" strokeweight="0" insetpen="t">
                 <o:lock v:ext="edit" shapetype="t"/>
                 <v:textbox>
                   <w:txbxContent>
@@ -35564,8 +35307,8 @@
       </w:pPr>
     </w:p>
     <w:sectPr>
-      <w:headerReference w:type="even" r:id="rId33"/>
-      <w:footerReference w:type="even" r:id="rId34"/>
+      <w:headerReference w:type="even" r:id="rId20"/>
+      <w:footerReference w:type="even" r:id="rId21"/>
       <w:type w:val="evenPage"/>
       <w:pgSz w:w="12240" w:h="15840" w:code="1"/>
       <w:pgMar w:top="1440" w:right="1080" w:bottom="1440" w:left="1440" w:header="720" w:footer="720" w:gutter="0"/>
@@ -35703,7 +35446,10 @@
       <w:t xml:space="preserve"> </w:t>
     </w:r>
     <w:r>
-      <w:t>The F18 Computer</w:t>
+      <w:t xml:space="preserve">F18 </w:t>
+    </w:r>
+    <w:r>
+      <w:t>Programming</w:t>
     </w:r>
   </w:p>
 </w:ftr>
@@ -35823,7 +35569,13 @@
       <w:rPr>
         <w:rFonts w:cs="Calibri"/>
       </w:rPr>
-      <w:t>F18A I/O Facilities</w:t>
+      <w:t xml:space="preserve">F18A </w:t>
+    </w:r>
+    <w:r>
+      <w:rPr>
+        <w:rFonts w:cs="Calibri"/>
+      </w:rPr>
+      <w:t>Programming</w:t>
     </w:r>
   </w:p>
 </w:ftr>
